--- a/data/knowledge/policy/custom-product-policy-2026.10.1.docx
+++ b/data/knowledge/policy/custom-product-policy-2026.10.1.docx
@@ -15,7 +15,7 @@
         <w:jc w:val="left"/>
       </w:pPr>
       <w:r>
-        <w:t>版本 2026.10.1 · 生效日期 2026-09-01</w:t>
+        <w:t>版本 2026.10.1 · 生效日期 2026-10-01</w:t>
       </w:r>
     </w:p>
     <w:p>
@@ -233,6 +233,210 @@
     <w:p>
       <w:r>
         <w:t>因生产原因导致的尺寸偏差超出约定公差时，按质量问题处理。</w:t>
+      </w:r>
+    </w:p>
+    <w:p>
+      <w:pPr>
+        <w:pStyle w:val="Heading2"/>
+      </w:pPr>
+      <w:r>
+        <w:t>附录：定制商品情形速查</w:t>
+      </w:r>
+    </w:p>
+    <w:p>
+      <w:r>
+        <w:t>情形一：刻字商品能无理由退吗。结论：定制商品不适用七天无理由退货。</w:t>
+      </w:r>
+    </w:p>
+    <w:p>
+      <w:r>
+        <w:t>情形二：确认设计稿后能取消吗。结论：开始生产后不支持取消。</w:t>
+      </w:r>
+    </w:p>
+    <w:p>
+      <w:r>
+        <w:t>情形三：质量问题多久内可申请。结论：签收后十五日内可申请返修、重做或退货。</w:t>
+      </w:r>
+    </w:p>
+    <w:p>
+      <w:r>
+        <w:t>情形四：申请要什么材料。结论：订单号、实物照片与设计稿截图。</w:t>
+      </w:r>
+    </w:p>
+    <w:p>
+      <w:r>
+        <w:t>情形五：材料缺失会怎样。结论：售后会要求补充。</w:t>
+      </w:r>
+    </w:p>
+    <w:p>
+      <w:r>
+        <w:t>情形六：与确认稿不一致。结论：属质量问题，可按质量问题流程处理。</w:t>
+      </w:r>
+    </w:p>
+    <w:p>
+      <w:r>
+        <w:t>情形七：哪些算定制商品。结论：刻字、改色、改尺寸或专属配置的商品。</w:t>
+      </w:r>
+    </w:p>
+    <w:p>
+      <w:r>
+        <w:t>情形八：下单前要确认什么。结论：需确认设计稿。</w:t>
+      </w:r>
+    </w:p>
+    <w:p>
+      <w:r>
+        <w:t>情形九：轻微色差算质量问题吗。结论：符合行业公差的不视为质量问题。</w:t>
+      </w:r>
+    </w:p>
+    <w:p>
+      <w:r>
+        <w:t>情形十：定制商品能换货吗。结论：按质量问题流程处理。</w:t>
+      </w:r>
+    </w:p>
+    <w:p>
+      <w:r>
+        <w:t>情形十一：改尺寸商品属定制吗。结论：属于定制商品。</w:t>
+      </w:r>
+    </w:p>
+    <w:p>
+      <w:r>
+        <w:t>情形十二：改色商品属定制吗。结论：属于定制商品。</w:t>
+      </w:r>
+    </w:p>
+    <w:p>
+      <w:r>
+        <w:t>情形十三：专属配置属定制吗。结论：属于定制商品。</w:t>
+      </w:r>
+    </w:p>
+    <w:p>
+      <w:r>
+        <w:t>情形十四：与确认稿一致算质量问题吗。结论：不视为质量问题。</w:t>
+      </w:r>
+    </w:p>
+    <w:p>
+      <w:pPr>
+        <w:pStyle w:val="Heading2"/>
+      </w:pPr>
+      <w:r>
+        <w:t>附录：定制商品口径问答</w:t>
+      </w:r>
+    </w:p>
+    <w:p>
+      <w:r>
+        <w:t>问题一：哪些算定制商品？答复：刻字、改色、改尺寸或专属配置。</w:t>
+      </w:r>
+    </w:p>
+    <w:p>
+      <w:r>
+        <w:t>问题二：能无理由退吗？答复：不适用七天无理由退货。</w:t>
+      </w:r>
+    </w:p>
+    <w:p>
+      <w:r>
+        <w:t>问题三：确认稿后能取消吗？答复：开始生产后不支持取消。</w:t>
+      </w:r>
+    </w:p>
+    <w:p>
+      <w:r>
+        <w:t>问题四：质量问题多久内可申请？答复：签收后十五日内。</w:t>
+      </w:r>
+    </w:p>
+    <w:p>
+      <w:r>
+        <w:t>问题五：要什么材料？答复：订单号、实物照片与设计稿截图。</w:t>
+      </w:r>
+    </w:p>
+    <w:p>
+      <w:r>
+        <w:t>问题六：材料缺失？答复：售后会要求补充。</w:t>
+      </w:r>
+    </w:p>
+    <w:p>
+      <w:r>
+        <w:t>问题七：色差算质量问题吗？答复：符合行业公差的不算。</w:t>
+      </w:r>
+    </w:p>
+    <w:p>
+      <w:r>
+        <w:t>问题八：能换货吗？答复：按质量问题流程处理。</w:t>
+      </w:r>
+    </w:p>
+    <w:p>
+      <w:r>
+        <w:t>问题九：下单前确认什么？答复：确认设计稿。</w:t>
+      </w:r>
+    </w:p>
+    <w:p>
+      <w:r>
+        <w:t>问题十：与确认稿一致算问题吗？答复：不视为质量问题。</w:t>
+      </w:r>
+    </w:p>
+    <w:p>
+      <w:r>
+        <w:t>问题十一：改色改尺寸属定制吗？答复：属于。</w:t>
+      </w:r>
+    </w:p>
+    <w:p>
+      <w:r>
+        <w:t>问题十二：专属配置属定制吗？答复：属于。</w:t>
+      </w:r>
+    </w:p>
+    <w:p>
+      <w:pPr>
+        <w:pStyle w:val="Heading2"/>
+      </w:pPr>
+      <w:r>
+        <w:t>附录：定制商品规则边界与例外</w:t>
+      </w:r>
+    </w:p>
+    <w:p>
+      <w:r>
+        <w:t>边界一：刻字、改色、改尺寸与专属配置商品属定制商品。</w:t>
+      </w:r>
+    </w:p>
+    <w:p>
+      <w:r>
+        <w:t>边界二：定制商品不适用七天无理由退货。</w:t>
+      </w:r>
+    </w:p>
+    <w:p>
+      <w:r>
+        <w:t>边界三：确认设计稿并开始生产后不支持取消。</w:t>
+      </w:r>
+    </w:p>
+    <w:p>
+      <w:r>
+        <w:t>边界四：质量问题可在签收后十五日内申请返修、重做或退货。</w:t>
+      </w:r>
+    </w:p>
+    <w:p>
+      <w:r>
+        <w:t>边界五：申请需提供订单号、实物照片与设计稿截图。</w:t>
+      </w:r>
+    </w:p>
+    <w:p>
+      <w:r>
+        <w:t>边界六：与确认稿不一致属质量问题。</w:t>
+      </w:r>
+    </w:p>
+    <w:p>
+      <w:r>
+        <w:t>边界七：符合行业公差的轻微色差不视为质量问题。</w:t>
+      </w:r>
+    </w:p>
+    <w:p>
+      <w:r>
+        <w:t>边界八：定制商品按质量问题流程处理换货。</w:t>
+      </w:r>
+    </w:p>
+    <w:p>
+      <w:r>
+        <w:t>边界九：延期交付按售后规则处理，聊天不承诺金额。</w:t>
+      </w:r>
+    </w:p>
+    <w:p>
+      <w:r>
+        <w:t>边界十：定制规则以当前生效版本为准。</w:t>
       </w:r>
     </w:p>
     <w:sectPr>
